--- a/MAU BB TO TUNG/BAN ĐẦU/9. Thông báo địa phương đôi tượng sử dụng ma tuý.docx
+++ b/MAU BB TO TUNG/BAN ĐẦU/9. Thông báo địa phương đôi tượng sử dụng ma tuý.docx
@@ -443,6 +443,7 @@
           <w:tab w:val="left" w:pos="5000"/>
         </w:tabs>
         <w:spacing w:after="100"/>
+        <w:jc w:val="both"/>
         <w:rPr>
           <w:rFonts w:ascii="Times New Roman" w:hAnsi="Times New Roman" w:cs="Times New Roman"/>
         </w:rPr>
@@ -493,6 +494,7 @@
     <w:p>
       <w:pPr>
         <w:spacing w:after="100"/>
+        <w:jc w:val="both"/>
         <w:rPr>
           <w:rFonts w:ascii="Times New Roman" w:hAnsi="Times New Roman" w:cs="Times New Roman"/>
         </w:rPr>
@@ -512,6 +514,7 @@
           <w:tab w:val="left" w:pos="1000"/>
         </w:tabs>
         <w:spacing w:after="100"/>
+        <w:jc w:val="both"/>
         <w:rPr>
           <w:rFonts w:ascii="Times New Roman" w:hAnsi="Times New Roman" w:cs="Times New Roman"/>
         </w:rPr>
@@ -553,6 +556,7 @@
     <w:p>
       <w:pPr>
         <w:spacing w:after="100"/>
+        <w:jc w:val="both"/>
         <w:rPr>
           <w:rFonts w:ascii="Times New Roman" w:hAnsi="Times New Roman" w:cs="Times New Roman"/>
         </w:rPr>
@@ -572,6 +576,7 @@
           <w:tab w:val="left" w:pos="1000"/>
         </w:tabs>
         <w:spacing w:after="100"/>
+        <w:jc w:val="both"/>
         <w:rPr>
           <w:rFonts w:ascii="Times New Roman" w:hAnsi="Times New Roman" w:cs="Times New Roman"/>
         </w:rPr>
@@ -622,8 +627,12 @@
     <w:p>
       <w:pPr>
         <w:spacing w:after="100"/>
-        <w:rPr>
-          <w:rFonts w:ascii="Times New Roman" w:hAnsi="Times New Roman" w:cs="Times New Roman"/>
+        <w:jc w:val="both"/>
+        <w:rPr>
+          <w:rFonts w:ascii="Times New Roman" w:hAnsi="Times New Roman" w:cs="Times New Roman"/>
+          <w:sz w:val="28"/>
+          <w:szCs w:val="28"/>
+          <w:lang w:val="en-US"/>
         </w:rPr>
       </w:pPr>
       <w:r>
@@ -648,6 +657,25 @@
           <w:rFonts w:ascii="Times New Roman" w:hAnsi="Times New Roman" w:cs="Times New Roman"/>
           <w:sz w:val="28"/>
           <w:szCs w:val="28"/>
+          <w:lang w:val="en-US"/>
+        </w:rPr>
+        <w:tab/>
+        <w:t xml:space="preserve"> </w:t>
+      </w:r>
+    </w:p>
+    <w:p>
+      <w:pPr>
+        <w:spacing w:after="100"/>
+        <w:jc w:val="both"/>
+        <w:rPr>
+          <w:rFonts w:ascii="Times New Roman" w:hAnsi="Times New Roman" w:cs="Times New Roman"/>
+        </w:rPr>
+      </w:pPr>
+      <w:r>
+        <w:rPr>
+          <w:rFonts w:ascii="Times New Roman" w:hAnsi="Times New Roman" w:cs="Times New Roman"/>
+          <w:sz w:val="28"/>
+          <w:szCs w:val="28"/>
         </w:rPr>
         <w:t>cấp {doituong1_ngay_cap}</w:t>
       </w:r>
@@ -658,7 +686,7 @@
           <w:szCs w:val="28"/>
           <w:lang w:val="en-US"/>
         </w:rPr>
-        <w:tab/>
+        <w:t xml:space="preserve">. </w:t>
       </w:r>
       <w:r>
         <w:rPr>
@@ -672,6 +700,7 @@
     <w:p>
       <w:pPr>
         <w:spacing w:after="100"/>
+        <w:jc w:val="both"/>
         <w:rPr>
           <w:rFonts w:ascii="Times New Roman" w:hAnsi="Times New Roman" w:cs="Times New Roman"/>
         </w:rPr>
@@ -688,6 +717,7 @@
     <w:p>
       <w:pPr>
         <w:spacing w:after="100"/>
+        <w:jc w:val="both"/>
         <w:rPr>
           <w:rFonts w:ascii="Times New Roman" w:hAnsi="Times New Roman" w:cs="Times New Roman"/>
         </w:rPr>
@@ -704,6 +734,7 @@
     <w:p>
       <w:pPr>
         <w:spacing w:after="100"/>
+        <w:jc w:val="both"/>
         <w:rPr>
           <w:rFonts w:ascii="Times New Roman" w:hAnsi="Times New Roman" w:cs="Times New Roman"/>
         </w:rPr>
@@ -720,6 +751,7 @@
     <w:p>
       <w:pPr>
         <w:spacing w:after="100"/>
+        <w:jc w:val="both"/>
         <w:rPr>
           <w:rFonts w:ascii="Times New Roman" w:hAnsi="Times New Roman" w:cs="Times New Roman"/>
           <w:sz w:val="28"/>
@@ -738,6 +770,7 @@
     <w:p>
       <w:pPr>
         <w:spacing w:after="100"/>
+        <w:jc w:val="both"/>
         <w:rPr>
           <w:rFonts w:ascii="Times New Roman" w:hAnsi="Times New Roman" w:cs="Times New Roman"/>
         </w:rPr>
@@ -754,6 +787,7 @@
     <w:p>
       <w:pPr>
         <w:spacing w:after="100"/>
+        <w:jc w:val="both"/>
         <w:rPr>
           <w:rFonts w:ascii="Times New Roman" w:hAnsi="Times New Roman" w:cs="Times New Roman"/>
         </w:rPr>
@@ -846,7 +880,7 @@
           <w:szCs w:val="28"/>
           <w:lang w:eastAsia="vi-VN"/>
         </w:rPr>
-        <w:t>Kết quả xét nghiệm ma túy ngày 01/8/2025 của Trung tâm y tế - UBND Quận Tân Bình kết quả Trần Duy Khang, sinh năm 1992, dương tính (+) với chất ma túy đá Methamphetamine (MET).</w:t>
+        <w:t xml:space="preserve">Kết quả xét nghiệm ma túy ngày 01/8/2025 của Trung tâm y tế - UBND Quận Tân Bình kết quả Trần Duy Khang, sinh năm 1992, </w:t>
       </w:r>
       <w:r>
         <w:rPr>
@@ -855,9 +889,10 @@
           <w:spacing w:val="-2"/>
           <w:sz w:val="28"/>
           <w:szCs w:val="28"/>
-          <w:lang w:val="en-US" w:eastAsia="vi-VN"/>
-        </w:rPr>
-        <w:t xml:space="preserve"> </w:t>
+          <w:lang w:eastAsia="vi-VN"/>
+        </w:rPr>
+        <w:lastRenderedPageBreak/>
+        <w:t>dương tính (+) với chất ma túy đá Methamphetamine (MET).</w:t>
       </w:r>
       <w:r>
         <w:rPr>
@@ -866,9 +901,9 @@
           <w:spacing w:val="-2"/>
           <w:sz w:val="28"/>
           <w:szCs w:val="28"/>
-          <w:lang w:eastAsia="vi-VN"/>
-        </w:rPr>
-        <w:t xml:space="preserve">Ngày 28/8/2025, Phòng </w:t>
+          <w:lang w:val="en-US" w:eastAsia="vi-VN"/>
+        </w:rPr>
+        <w:t xml:space="preserve"> </w:t>
       </w:r>
       <w:r>
         <w:rPr>
@@ -879,8 +914,7 @@
           <w:szCs w:val="28"/>
           <w:lang w:eastAsia="vi-VN"/>
         </w:rPr>
-        <w:lastRenderedPageBreak/>
-        <w:t xml:space="preserve">Kỹ thuật hình sự - Công an TP. Hồ Chí Minh có Kết luận giám định số 3110/KL-KTHS kết luận: </w:t>
+        <w:t xml:space="preserve">Ngày 28/8/2025, Phòng Kỹ thuật hình sự - Công an TP. Hồ Chí Minh có Kết luận giám định số 3110/KL-KTHS kết luận: </w:t>
       </w:r>
     </w:p>
     <w:p>
@@ -910,7 +944,43 @@
           <w:szCs w:val="28"/>
           <w:lang w:eastAsia="vi-VN"/>
         </w:rPr>
-        <w:t>+ Không tìm thấy ma túy, chất chuyển hóa từ ma túy trong mẫu chất lỏng (nước tiểu) của Trần Duy Khang.</w:t>
+        <w:t xml:space="preserve">+ Không tìm thấy ma túy, chất chuyển hóa từ ma túy trong mẫu chất lỏng (nước tiểu) của </w:t>
+      </w:r>
+      <w:r>
+        <w:rPr>
+          <w:rFonts w:ascii="Times New Roman" w:hAnsi="Times New Roman" w:cs="Times New Roman"/>
+          <w:sz w:val="28"/>
+          <w:szCs w:val="28"/>
+        </w:rPr>
+        <w:t>{doituong1_ho_va_ten</w:t>
+      </w:r>
+      <w:r>
+        <w:rPr>
+          <w:rFonts w:ascii="Times New Roman" w:hAnsi="Times New Roman" w:cs="Times New Roman"/>
+          <w:sz w:val="28"/>
+          <w:szCs w:val="28"/>
+          <w:lang w:val="en-GB"/>
+        </w:rPr>
+        <w:t>_hoa</w:t>
+      </w:r>
+      <w:r>
+        <w:rPr>
+          <w:rFonts w:ascii="Times New Roman" w:hAnsi="Times New Roman" w:cs="Times New Roman"/>
+          <w:sz w:val="28"/>
+          <w:szCs w:val="28"/>
+        </w:rPr>
+        <w:t>}</w:t>
+      </w:r>
+      <w:r>
+        <w:rPr>
+          <w:rFonts w:asciiTheme="majorHAnsi" w:eastAsia="Times New Roman" w:hAnsiTheme="majorHAnsi" w:cstheme="majorHAnsi"/>
+          <w:color w:val="C00000"/>
+          <w:spacing w:val="-2"/>
+          <w:sz w:val="28"/>
+          <w:szCs w:val="28"/>
+          <w:lang w:eastAsia="vi-VN"/>
+        </w:rPr>
+        <w:t>.</w:t>
       </w:r>
     </w:p>
     <w:p>
@@ -972,20 +1042,32 @@
       </w:r>
       <w:r>
         <w:rPr>
-          <w:rFonts w:asciiTheme="majorHAnsi" w:hAnsiTheme="majorHAnsi" w:cstheme="majorHAnsi"/>
-          <w:b/>
-          <w:bCs/>
-          <w:color w:val="C00000"/>
-          <w:sz w:val="28"/>
-          <w:szCs w:val="28"/>
-          <w:lang w:val="en-US"/>
-        </w:rPr>
-        <w:t>Trần Duy Khang</w:t>
-      </w:r>
-      <w:r>
-        <w:rPr>
-          <w:rFonts w:asciiTheme="majorHAnsi" w:hAnsiTheme="majorHAnsi" w:cstheme="majorHAnsi"/>
-          <w:color w:val="C00000"/>
+          <w:rFonts w:ascii="Times New Roman" w:hAnsi="Times New Roman" w:cs="Times New Roman"/>
+          <w:sz w:val="28"/>
+          <w:szCs w:val="28"/>
+        </w:rPr>
+        <w:t>{doituong1_ho_va_ten</w:t>
+      </w:r>
+      <w:r>
+        <w:rPr>
+          <w:rFonts w:ascii="Times New Roman" w:hAnsi="Times New Roman" w:cs="Times New Roman"/>
+          <w:sz w:val="28"/>
+          <w:szCs w:val="28"/>
+          <w:lang w:val="en-GB"/>
+        </w:rPr>
+        <w:t>_hoa</w:t>
+      </w:r>
+      <w:r>
+        <w:rPr>
+          <w:rFonts w:ascii="Times New Roman" w:hAnsi="Times New Roman" w:cs="Times New Roman"/>
+          <w:sz w:val="28"/>
+          <w:szCs w:val="28"/>
+        </w:rPr>
+        <w:t>}</w:t>
+      </w:r>
+      <w:r>
+        <w:rPr>
+          <w:rFonts w:ascii="Times New Roman" w:hAnsi="Times New Roman" w:cs="Times New Roman"/>
           <w:sz w:val="28"/>
           <w:szCs w:val="28"/>
           <w:lang w:val="en-US"/>

--- a/MAU BB TO TUNG/BAN ĐẦU/9. Thông báo địa phương đôi tượng sử dụng ma tuý.docx
+++ b/MAU BB TO TUNG/BAN ĐẦU/9. Thông báo địa phương đôi tượng sử dụng ma tuý.docx
@@ -526,6 +526,24 @@
           <w:szCs w:val="28"/>
         </w:rPr>
         <w:t>Sinh {doituong1_ngay_sinh}</w:t>
+      </w:r>
+      <w:r>
+        <w:rPr>
+          <w:rFonts w:ascii="Times New Roman" w:hAnsi="Times New Roman" w:cs="Times New Roman"/>
+          <w:sz w:val="28"/>
+          <w:szCs w:val="28"/>
+          <w:lang w:val="en-US"/>
+        </w:rPr>
+        <w:tab/>
+      </w:r>
+      <w:r>
+        <w:rPr>
+          <w:rFonts w:ascii="Times New Roman" w:hAnsi="Times New Roman" w:cs="Times New Roman"/>
+          <w:sz w:val="28"/>
+          <w:szCs w:val="28"/>
+          <w:lang w:val="en-US"/>
+        </w:rPr>
+        <w:tab/>
       </w:r>
       <w:r>
         <w:rPr>
